--- a/preview/docxs/30-editorial-maroon.docx
+++ b/preview/docxs/30-editorial-maroon.docx
@@ -987,7 +987,7 @@
               </w:rPr>
               <w:t xml:space="preserve">Demo: </w:t>
             </w:r>
-            <w:hyperlink w:history="1" r:id="rIdqw_t8qkfbegvbiwrrmbw_">
+            <w:hyperlink w:history="1" r:id="rIddmwebz9tmcwl67k-jrjgs">
               <w:r>
                 <w:rPr>
                   <w:color w:val="7f1d1d"/>
@@ -1015,7 +1015,7 @@
               </w:rPr>
               <w:t xml:space="preserve">Code: </w:t>
             </w:r>
-            <w:hyperlink w:history="1" r:id="rIdye1a1zy3g9xs0xc_vt2zl">
+            <w:hyperlink w:history="1" r:id="rIddxonumxw4dbjzfkv3nhdy">
               <w:r>
                 <w:rPr>
                   <w:color w:val="7f1d1d"/>
@@ -1105,7 +1105,7 @@
               </w:rPr>
               <w:t xml:space="preserve">Demo: </w:t>
             </w:r>
-            <w:hyperlink w:history="1" r:id="rIda__-wot-k88h_ke3h2pty">
+            <w:hyperlink w:history="1" r:id="rIds0vf6azkpfe7pzmkf_wnk">
               <w:r>
                 <w:rPr>
                   <w:color w:val="7f1d1d"/>
@@ -1435,7 +1435,7 @@
               </w:rPr>
               <w:t xml:space="preserve">Portfolio: </w:t>
             </w:r>
-            <w:hyperlink w:history="1" r:id="rIdtmehfoz3eikhvzveoonmn">
+            <w:hyperlink w:history="1" r:id="rIdhz1vlpradnts_nnefvyoz">
               <w:r>
                 <w:rPr>
                   <w:color w:val="7f1d1d"/>
